--- a/presentation/Article Analysis/New Concepts.docx
+++ b/presentation/Article Analysis/New Concepts.docx
@@ -9073,7 +9073,27 @@
           <w:rtl/>
           <w:lang w:val="en-US"/>
         </w:rPr>
-        <w:t>. ככל שהמבוכה נמוכה, כל המודל בטוח יותר בניבוי.</w:t>
+        <w:t>. ככל שהמבוכה נמוכה, כ</w:t>
+      </w:r>
+      <w:r>
+        <w:rPr>
+          <w:rFonts w:hint="cs"/>
+          <w:sz w:val="22"/>
+          <w:szCs w:val="22"/>
+          <w:rtl/>
+          <w:lang w:val="en-US"/>
+        </w:rPr>
+        <w:t>ך</w:t>
+      </w:r>
+      <w:r>
+        <w:rPr>
+          <w:rFonts w:hint="cs"/>
+          <w:sz w:val="22"/>
+          <w:szCs w:val="22"/>
+          <w:rtl/>
+          <w:lang w:val="en-US"/>
+        </w:rPr>
+        <w:t xml:space="preserve"> המודל בטוח יותר בניבוי.</w:t>
       </w:r>
       <w:r>
         <w:rPr>
